--- a/Backend/FAANG_template - Copy.docx
+++ b/Backend/FAANG_template - Copy.docx
@@ -122,17 +122,8 @@
           <w:rFonts w:asciiTheme="minorHAnsi" w:hAnsiTheme="minorHAnsi" w:cstheme="minorHAnsi"/>
           <w:color w:val="0000FF"/>
         </w:rPr>
-        <w:t>linkedin.com/in/</w:t>
-      </w:r>
-      <w:proofErr w:type="spellStart"/>
-      <w:r>
-        <w:rPr>
-          <w:rFonts w:asciiTheme="minorHAnsi" w:hAnsiTheme="minorHAnsi" w:cstheme="minorHAnsi"/>
-          <w:color w:val="0000FF"/>
-        </w:rPr>
-        <w:t>shaurav-vora</w:t>
-      </w:r>
-      <w:proofErr w:type="spellEnd"/>
+        <w:t>linkedin.com/in/shaurav-vora</w:t>
+      </w:r>
       <w:r>
         <w:rPr>
           <w:rFonts w:asciiTheme="minorHAnsi" w:hAnsiTheme="minorHAnsi" w:cstheme="minorHAnsi"/>
@@ -286,21 +277,7 @@
         <w:rPr>
           <w:rFonts w:asciiTheme="minorHAnsi" w:hAnsiTheme="minorHAnsi" w:cstheme="minorHAnsi"/>
         </w:rPr>
-        <w:t>{{</w:t>
-      </w:r>
-      <w:proofErr w:type="spellStart"/>
-      <w:r>
-        <w:rPr>
-          <w:rFonts w:asciiTheme="minorHAnsi" w:hAnsiTheme="minorHAnsi" w:cstheme="minorHAnsi"/>
-        </w:rPr>
-        <w:t>resume_summary</w:t>
-      </w:r>
-      <w:proofErr w:type="spellEnd"/>
-      <w:r>
-        <w:rPr>
-          <w:rFonts w:asciiTheme="minorHAnsi" w:hAnsiTheme="minorHAnsi" w:cstheme="minorHAnsi"/>
-        </w:rPr>
-        <w:t>}}</w:t>
+        <w:t>{{resume_summary}}</w:t>
       </w:r>
     </w:p>
     <w:p>
@@ -757,27 +734,7 @@
                 <w:sz w:val="20"/>
                 <w:szCs w:val="20"/>
               </w:rPr>
-              <w:t>{{</w:t>
-            </w:r>
-            <w:proofErr w:type="spellStart"/>
-            <w:r>
-              <w:rPr>
-                <w:rFonts w:asciiTheme="minorHAnsi" w:hAnsiTheme="minorHAnsi" w:cstheme="minorHAnsi"/>
-                <w:w w:val="125"/>
-                <w:sz w:val="20"/>
-                <w:szCs w:val="20"/>
-              </w:rPr>
-              <w:t>tech_skills</w:t>
-            </w:r>
-            <w:proofErr w:type="spellEnd"/>
-            <w:r>
-              <w:rPr>
-                <w:rFonts w:asciiTheme="minorHAnsi" w:hAnsiTheme="minorHAnsi" w:cstheme="minorHAnsi"/>
-                <w:w w:val="125"/>
-                <w:sz w:val="20"/>
-                <w:szCs w:val="20"/>
-              </w:rPr>
-              <w:t>}}</w:t>
+              <w:t>{{tech_skills}}</w:t>
             </w:r>
           </w:p>
         </w:tc>
@@ -831,27 +788,7 @@
                 <w:sz w:val="20"/>
                 <w:szCs w:val="20"/>
               </w:rPr>
-              <w:t>{{</w:t>
-            </w:r>
-            <w:proofErr w:type="spellStart"/>
-            <w:r>
-              <w:rPr>
-                <w:rFonts w:asciiTheme="minorHAnsi" w:hAnsiTheme="minorHAnsi" w:cstheme="minorHAnsi"/>
-                <w:w w:val="125"/>
-                <w:sz w:val="20"/>
-                <w:szCs w:val="20"/>
-              </w:rPr>
-              <w:t>soft_skills</w:t>
-            </w:r>
-            <w:proofErr w:type="spellEnd"/>
-            <w:r>
-              <w:rPr>
-                <w:rFonts w:asciiTheme="minorHAnsi" w:hAnsiTheme="minorHAnsi" w:cstheme="minorHAnsi"/>
-                <w:w w:val="125"/>
-                <w:sz w:val="20"/>
-                <w:szCs w:val="20"/>
-              </w:rPr>
-              <w:t>}}</w:t>
+              <w:t>{{soft_skills}}</w:t>
             </w:r>
           </w:p>
         </w:tc>
@@ -1317,25 +1254,7 @@
           <w:b/>
           <w:w w:val="105"/>
         </w:rPr>
-        <w:t>roject_title_</w:t>
-      </w:r>
-      <w:proofErr w:type="gramStart"/>
-      <w:r>
-        <w:rPr>
-          <w:rFonts w:asciiTheme="minorHAnsi" w:hAnsiTheme="minorHAnsi" w:cstheme="minorHAnsi"/>
-          <w:b/>
-          <w:w w:val="105"/>
-        </w:rPr>
-        <w:t>1}}.</w:t>
-      </w:r>
-      <w:proofErr w:type="gramEnd"/>
-      <w:r>
-        <w:rPr>
-          <w:rFonts w:asciiTheme="minorHAnsi" w:hAnsiTheme="minorHAnsi" w:cstheme="minorHAnsi"/>
-          <w:b/>
-          <w:w w:val="105"/>
-        </w:rPr>
-        <w:t xml:space="preserve"> </w:t>
+        <w:t xml:space="preserve">roject_title_1}}. </w:t>
       </w:r>
       <w:r>
         <w:rPr>
@@ -1405,7 +1324,6 @@
         </w:rPr>
         <w:t>roject_title_</w:t>
       </w:r>
-      <w:proofErr w:type="gramStart"/>
       <w:r>
         <w:rPr>
           <w:rFonts w:asciiTheme="minorHAnsi" w:hAnsiTheme="minorHAnsi" w:cstheme="minorHAnsi"/>
@@ -1420,16 +1338,7 @@
           <w:b/>
           <w:w w:val="105"/>
         </w:rPr>
-        <w:t>}}.</w:t>
-      </w:r>
-      <w:proofErr w:type="gramEnd"/>
-      <w:r>
-        <w:rPr>
-          <w:rFonts w:asciiTheme="minorHAnsi" w:hAnsiTheme="minorHAnsi" w:cstheme="minorHAnsi"/>
-          <w:b/>
-          <w:w w:val="105"/>
-        </w:rPr>
-        <w:t xml:space="preserve"> </w:t>
+        <w:t xml:space="preserve">}}. </w:t>
       </w:r>
       <w:r>
         <w:rPr>
@@ -1582,6 +1491,7 @@
           <w:rFonts w:asciiTheme="minorHAnsi" w:hAnsiTheme="minorHAnsi" w:cstheme="minorHAnsi"/>
           <w:b/>
           <w:bCs/>
+          <w:noProof/>
           <w:spacing w:val="-2"/>
           <w:w w:val="150"/>
         </w:rPr>
@@ -1679,15 +1589,11 @@
     </w:p>
     <w:p>
       <w:pPr>
-        <w:numPr>
-          <w:ilvl w:val="0"/>
-          <w:numId w:val="4"/>
-        </w:numPr>
         <w:tabs>
           <w:tab w:val="left" w:pos="696"/>
         </w:tabs>
         <w:spacing w:before="89"/>
-        <w:ind w:left="478" w:right="213"/>
+        <w:ind w:left="216" w:right="216"/>
         <w:jc w:val="both"/>
         <w:rPr>
           <w:rFonts w:asciiTheme="minorHAnsi" w:hAnsiTheme="minorHAnsi" w:cstheme="minorHAnsi"/>
@@ -1698,72 +1604,22 @@
           <w:rFonts w:asciiTheme="minorHAnsi" w:hAnsiTheme="minorHAnsi" w:cstheme="minorHAnsi"/>
           <w:w w:val="105"/>
         </w:rPr>
-        <w:t>Awarded UK Design Patent (No. 6482196) for an "Autonomous Robot for Sustainable Desert Restoration" validating innovation in robotics and sustainable engineering.</w:t>
-      </w:r>
-    </w:p>
-    <w:p>
-      <w:pPr>
-        <w:numPr>
-          <w:ilvl w:val="0"/>
-          <w:numId w:val="4"/>
-        </w:numPr>
-        <w:tabs>
-          <w:tab w:val="left" w:pos="696"/>
-        </w:tabs>
-        <w:spacing w:before="89"/>
-        <w:ind w:left="478" w:right="213"/>
-        <w:jc w:val="both"/>
-        <w:rPr>
-          <w:rFonts w:asciiTheme="minorHAnsi" w:hAnsiTheme="minorHAnsi" w:cstheme="minorHAnsi"/>
-        </w:rPr>
-      </w:pPr>
-      <w:r>
-        <w:rPr>
-          <w:rFonts w:asciiTheme="minorHAnsi" w:hAnsiTheme="minorHAnsi" w:cstheme="minorHAnsi"/>
-          <w:w w:val="105"/>
-        </w:rPr>
-        <w:t>Awarded merit scholarship by Manipal University for the degree of BTech in Computer Science and Engineering</w:t>
-      </w:r>
-    </w:p>
-    <w:p>
-      <w:pPr>
-        <w:numPr>
-          <w:ilvl w:val="0"/>
-          <w:numId w:val="4"/>
-        </w:numPr>
-        <w:tabs>
-          <w:tab w:val="left" w:pos="696"/>
-        </w:tabs>
-        <w:spacing w:before="89"/>
-        <w:ind w:left="478" w:right="213"/>
-        <w:jc w:val="both"/>
-        <w:rPr>
-          <w:rFonts w:asciiTheme="minorHAnsi" w:hAnsiTheme="minorHAnsi" w:cstheme="minorHAnsi"/>
-        </w:rPr>
-      </w:pPr>
-      <w:proofErr w:type="gramStart"/>
-      <w:r>
-        <w:rPr>
-          <w:rFonts w:asciiTheme="minorHAnsi" w:hAnsiTheme="minorHAnsi" w:cstheme="minorHAnsi"/>
-          <w:w w:val="105"/>
-        </w:rPr>
-        <w:t>Received</w:t>
-      </w:r>
-      <w:proofErr w:type="gramEnd"/>
-      <w:r>
-        <w:rPr>
-          <w:rFonts w:asciiTheme="minorHAnsi" w:hAnsiTheme="minorHAnsi" w:cstheme="minorHAnsi"/>
-          <w:w w:val="105"/>
-        </w:rPr>
-        <w:t xml:space="preserve"> dean’s list award for all semesters at USIU-Africa.</w:t>
-      </w:r>
-    </w:p>
-    <w:p>
-      <w:pPr>
-        <w:rPr>
-          <w:rFonts w:asciiTheme="minorHAnsi" w:hAnsiTheme="minorHAnsi" w:cstheme="minorHAnsi"/>
-        </w:rPr>
-      </w:pPr>
+        <w:t>{{</w:t>
+      </w:r>
+      <w:r>
+        <w:rPr>
+          <w:rFonts w:asciiTheme="minorHAnsi" w:hAnsiTheme="minorHAnsi" w:cstheme="minorHAnsi"/>
+          <w:w w:val="105"/>
+        </w:rPr>
+        <w:t>a</w:t>
+      </w:r>
+      <w:r>
+        <w:rPr>
+          <w:rFonts w:asciiTheme="minorHAnsi" w:hAnsiTheme="minorHAnsi" w:cstheme="minorHAnsi"/>
+          <w:w w:val="105"/>
+        </w:rPr>
+        <w:t>chievements}}</w:t>
+      </w:r>
     </w:p>
     <w:sectPr>
       <w:type w:val="continuous"/>

--- a/Backend/FAANG_template - Copy.docx
+++ b/Backend/FAANG_template - Copy.docx
@@ -161,7 +161,6 @@
           <w:rFonts w:asciiTheme="minorHAnsi" w:hAnsiTheme="minorHAnsi" w:cstheme="minorHAnsi"/>
           <w:b/>
           <w:bCs/>
-          <w:spacing w:val="-2"/>
           <w:w w:val="150"/>
         </w:rPr>
       </w:pPr>
@@ -258,10 +257,9 @@
           <w:rFonts w:asciiTheme="minorHAnsi" w:hAnsiTheme="minorHAnsi" w:cstheme="minorHAnsi"/>
           <w:b/>
           <w:bCs/>
-          <w:spacing w:val="-2"/>
           <w:w w:val="150"/>
         </w:rPr>
-        <w:t>Summary</w:t>
+        <w:t>Objective</w:t>
       </w:r>
     </w:p>
     <w:p>
@@ -277,7 +275,19 @@
         <w:rPr>
           <w:rFonts w:asciiTheme="minorHAnsi" w:hAnsiTheme="minorHAnsi" w:cstheme="minorHAnsi"/>
         </w:rPr>
-        <w:t>{{resume_summary}}</w:t>
+        <w:t>{{resume_</w:t>
+      </w:r>
+      <w:r>
+        <w:rPr>
+          <w:rFonts w:asciiTheme="minorHAnsi" w:hAnsiTheme="minorHAnsi" w:cstheme="minorHAnsi"/>
+        </w:rPr>
+        <w:t>objective</w:t>
+      </w:r>
+      <w:r>
+        <w:rPr>
+          <w:rFonts w:asciiTheme="minorHAnsi" w:hAnsiTheme="minorHAnsi" w:cstheme="minorHAnsi"/>
+        </w:rPr>
+        <w:t>}}</w:t>
       </w:r>
     </w:p>
     <w:p>
@@ -1594,7 +1604,6 @@
         </w:tabs>
         <w:spacing w:before="89"/>
         <w:ind w:left="216" w:right="216"/>
-        <w:jc w:val="both"/>
         <w:rPr>
           <w:rFonts w:asciiTheme="minorHAnsi" w:hAnsiTheme="minorHAnsi" w:cstheme="minorHAnsi"/>
         </w:rPr>

--- a/Backend/FAANG_template - Copy.docx
+++ b/Backend/FAANG_template - Copy.docx
@@ -122,8 +122,17 @@
           <w:rFonts w:asciiTheme="minorHAnsi" w:hAnsiTheme="minorHAnsi" w:cstheme="minorHAnsi"/>
           <w:color w:val="0000FF"/>
         </w:rPr>
-        <w:t>linkedin.com/in/shaurav-vora</w:t>
-      </w:r>
+        <w:t>linkedin.com/in/</w:t>
+      </w:r>
+      <w:proofErr w:type="spellStart"/>
+      <w:r>
+        <w:rPr>
+          <w:rFonts w:asciiTheme="minorHAnsi" w:hAnsiTheme="minorHAnsi" w:cstheme="minorHAnsi"/>
+          <w:color w:val="0000FF"/>
+        </w:rPr>
+        <w:t>shaurav-vora</w:t>
+      </w:r>
+      <w:proofErr w:type="spellEnd"/>
       <w:r>
         <w:rPr>
           <w:rFonts w:asciiTheme="minorHAnsi" w:hAnsiTheme="minorHAnsi" w:cstheme="minorHAnsi"/>
@@ -162,6 +171,8 @@
           <w:b/>
           <w:bCs/>
           <w:w w:val="150"/>
+          <w:sz w:val="20"/>
+          <w:szCs w:val="20"/>
         </w:rPr>
       </w:pPr>
       <w:r>
@@ -170,6 +181,8 @@
           <w:b/>
           <w:bCs/>
           <w:noProof/>
+          <w:sz w:val="20"/>
+          <w:szCs w:val="20"/>
         </w:rPr>
         <mc:AlternateContent>
           <mc:Choice Requires="wps">
@@ -258,6 +271,8 @@
           <w:b/>
           <w:bCs/>
           <w:w w:val="150"/>
+          <w:sz w:val="20"/>
+          <w:szCs w:val="20"/>
         </w:rPr>
         <w:t>Objective</w:t>
       </w:r>
@@ -269,23 +284,41 @@
         <w:outlineLvl w:val="0"/>
         <w:rPr>
           <w:rFonts w:asciiTheme="minorHAnsi" w:hAnsiTheme="minorHAnsi" w:cstheme="minorHAnsi"/>
-        </w:rPr>
-      </w:pPr>
-      <w:r>
-        <w:rPr>
-          <w:rFonts w:asciiTheme="minorHAnsi" w:hAnsiTheme="minorHAnsi" w:cstheme="minorHAnsi"/>
-        </w:rPr>
-        <w:t>{{resume_</w:t>
-      </w:r>
-      <w:r>
-        <w:rPr>
-          <w:rFonts w:asciiTheme="minorHAnsi" w:hAnsiTheme="minorHAnsi" w:cstheme="minorHAnsi"/>
+          <w:sz w:val="20"/>
+          <w:szCs w:val="20"/>
+        </w:rPr>
+      </w:pPr>
+      <w:r>
+        <w:rPr>
+          <w:rFonts w:asciiTheme="minorHAnsi" w:hAnsiTheme="minorHAnsi" w:cstheme="minorHAnsi"/>
+          <w:sz w:val="20"/>
+          <w:szCs w:val="20"/>
+        </w:rPr>
+        <w:t>{{</w:t>
+      </w:r>
+      <w:proofErr w:type="spellStart"/>
+      <w:r>
+        <w:rPr>
+          <w:rFonts w:asciiTheme="minorHAnsi" w:hAnsiTheme="minorHAnsi" w:cstheme="minorHAnsi"/>
+          <w:sz w:val="20"/>
+          <w:szCs w:val="20"/>
+        </w:rPr>
+        <w:t>resume_</w:t>
+      </w:r>
+      <w:r>
+        <w:rPr>
+          <w:rFonts w:asciiTheme="minorHAnsi" w:hAnsiTheme="minorHAnsi" w:cstheme="minorHAnsi"/>
+          <w:sz w:val="20"/>
+          <w:szCs w:val="20"/>
         </w:rPr>
         <w:t>objective</w:t>
       </w:r>
-      <w:r>
-        <w:rPr>
-          <w:rFonts w:asciiTheme="minorHAnsi" w:hAnsiTheme="minorHAnsi" w:cstheme="minorHAnsi"/>
+      <w:proofErr w:type="spellEnd"/>
+      <w:r>
+        <w:rPr>
+          <w:rFonts w:asciiTheme="minorHAnsi" w:hAnsiTheme="minorHAnsi" w:cstheme="minorHAnsi"/>
+          <w:sz w:val="20"/>
+          <w:szCs w:val="20"/>
         </w:rPr>
         <w:t>}}</w:t>
       </w:r>
@@ -299,6 +332,8 @@
           <w:rFonts w:asciiTheme="minorHAnsi" w:hAnsiTheme="minorHAnsi" w:cstheme="minorHAnsi"/>
           <w:b/>
           <w:bCs/>
+          <w:sz w:val="20"/>
+          <w:szCs w:val="20"/>
         </w:rPr>
       </w:pPr>
       <w:r>
@@ -307,6 +342,8 @@
           <w:b/>
           <w:bCs/>
           <w:noProof/>
+          <w:sz w:val="20"/>
+          <w:szCs w:val="20"/>
         </w:rPr>
         <mc:AlternateContent>
           <mc:Choice Requires="wps">
@@ -396,6 +433,8 @@
           <w:bCs/>
           <w:spacing w:val="-2"/>
           <w:w w:val="145"/>
+          <w:sz w:val="20"/>
+          <w:szCs w:val="20"/>
         </w:rPr>
         <w:t>EDUCATION</w:t>
       </w:r>
@@ -410,6 +449,8 @@
         <w:jc w:val="both"/>
         <w:rPr>
           <w:rFonts w:asciiTheme="minorHAnsi" w:hAnsiTheme="minorHAnsi" w:cstheme="minorHAnsi"/>
+          <w:sz w:val="20"/>
+          <w:szCs w:val="20"/>
         </w:rPr>
       </w:pPr>
       <w:r>
@@ -417,6 +458,8 @@
           <w:rFonts w:asciiTheme="minorHAnsi" w:hAnsiTheme="minorHAnsi" w:cstheme="minorHAnsi"/>
           <w:b/>
           <w:w w:val="115"/>
+          <w:sz w:val="20"/>
+          <w:szCs w:val="20"/>
         </w:rPr>
         <w:t xml:space="preserve">BTech. Computer Science and </w:t>
       </w:r>
@@ -425,6 +468,8 @@
           <w:rFonts w:asciiTheme="minorHAnsi" w:hAnsiTheme="minorHAnsi" w:cstheme="minorHAnsi"/>
           <w:b/>
           <w:w w:val="115"/>
+          <w:sz w:val="20"/>
+          <w:szCs w:val="20"/>
         </w:rPr>
         <w:t>Engineering</w:t>
       </w:r>
@@ -432,12 +477,16 @@
         <w:rPr>
           <w:rFonts w:asciiTheme="minorHAnsi" w:hAnsiTheme="minorHAnsi" w:cstheme="minorHAnsi"/>
           <w:w w:val="115"/>
+          <w:sz w:val="20"/>
+          <w:szCs w:val="20"/>
         </w:rPr>
         <w:t>, Manipal University, Dubai</w:t>
       </w:r>
       <w:r>
         <w:rPr>
           <w:rFonts w:asciiTheme="minorHAnsi" w:hAnsiTheme="minorHAnsi" w:cstheme="minorHAnsi"/>
+          <w:sz w:val="20"/>
+          <w:szCs w:val="20"/>
         </w:rPr>
         <w:tab/>
       </w:r>
@@ -445,6 +494,8 @@
         <w:rPr>
           <w:rFonts w:asciiTheme="minorHAnsi" w:hAnsiTheme="minorHAnsi" w:cstheme="minorHAnsi"/>
           <w:w w:val="105"/>
+          <w:sz w:val="20"/>
+          <w:szCs w:val="20"/>
         </w:rPr>
         <w:t>Expected</w:t>
       </w:r>
@@ -453,6 +504,8 @@
           <w:rFonts w:asciiTheme="minorHAnsi" w:hAnsiTheme="minorHAnsi" w:cstheme="minorHAnsi"/>
           <w:spacing w:val="-14"/>
           <w:w w:val="105"/>
+          <w:sz w:val="20"/>
+          <w:szCs w:val="20"/>
         </w:rPr>
         <w:t xml:space="preserve"> </w:t>
       </w:r>
@@ -460,6 +513,8 @@
         <w:rPr>
           <w:rFonts w:asciiTheme="minorHAnsi" w:hAnsiTheme="minorHAnsi" w:cstheme="minorHAnsi"/>
           <w:w w:val="105"/>
+          <w:sz w:val="20"/>
+          <w:szCs w:val="20"/>
         </w:rPr>
         <w:t xml:space="preserve">2027 </w:t>
       </w:r>
@@ -467,6 +522,8 @@
         <w:rPr>
           <w:rFonts w:asciiTheme="minorHAnsi" w:hAnsiTheme="minorHAnsi" w:cstheme="minorHAnsi"/>
           <w:w w:val="115"/>
+          <w:sz w:val="20"/>
+          <w:szCs w:val="20"/>
         </w:rPr>
         <w:t>GPA: 9.</w:t>
       </w:r>
@@ -474,6 +531,8 @@
         <w:rPr>
           <w:rFonts w:asciiTheme="minorHAnsi" w:hAnsiTheme="minorHAnsi" w:cstheme="minorHAnsi"/>
           <w:w w:val="115"/>
+          <w:sz w:val="20"/>
+          <w:szCs w:val="20"/>
         </w:rPr>
         <w:t>15</w:t>
       </w:r>
@@ -488,6 +547,8 @@
         <w:rPr>
           <w:rFonts w:asciiTheme="minorHAnsi" w:hAnsiTheme="minorHAnsi" w:cstheme="minorHAnsi"/>
           <w:w w:val="105"/>
+          <w:sz w:val="20"/>
+          <w:szCs w:val="20"/>
         </w:rPr>
       </w:pPr>
       <w:r>
@@ -495,6 +556,8 @@
           <w:rFonts w:asciiTheme="minorHAnsi" w:hAnsiTheme="minorHAnsi" w:cstheme="minorHAnsi"/>
           <w:b/>
           <w:w w:val="110"/>
+          <w:sz w:val="20"/>
+          <w:szCs w:val="20"/>
         </w:rPr>
         <w:t>BSc. Software engineering</w:t>
       </w:r>
@@ -502,12 +565,16 @@
         <w:rPr>
           <w:rFonts w:asciiTheme="minorHAnsi" w:hAnsiTheme="minorHAnsi" w:cstheme="minorHAnsi"/>
           <w:w w:val="110"/>
+          <w:sz w:val="20"/>
+          <w:szCs w:val="20"/>
         </w:rPr>
         <w:t>, United States International University, Kenya</w:t>
       </w:r>
       <w:r>
         <w:rPr>
           <w:rFonts w:asciiTheme="minorHAnsi" w:hAnsiTheme="minorHAnsi" w:cstheme="minorHAnsi"/>
+          <w:sz w:val="20"/>
+          <w:szCs w:val="20"/>
         </w:rPr>
         <w:tab/>
       </w:r>
@@ -516,6 +583,8 @@
           <w:rFonts w:asciiTheme="minorHAnsi" w:hAnsiTheme="minorHAnsi" w:cstheme="minorHAnsi"/>
           <w:spacing w:val="-4"/>
           <w:w w:val="110"/>
+          <w:sz w:val="20"/>
+          <w:szCs w:val="20"/>
         </w:rPr>
         <w:t xml:space="preserve">2023 </w:t>
       </w:r>
@@ -523,6 +592,8 @@
         <w:rPr>
           <w:rFonts w:asciiTheme="minorHAnsi" w:hAnsiTheme="minorHAnsi" w:cstheme="minorHAnsi"/>
           <w:w w:val="110"/>
+          <w:sz w:val="20"/>
+          <w:szCs w:val="20"/>
         </w:rPr>
         <w:t xml:space="preserve">– </w:t>
       </w:r>
@@ -530,6 +601,8 @@
         <w:rPr>
           <w:rFonts w:asciiTheme="minorHAnsi" w:hAnsiTheme="minorHAnsi" w:cstheme="minorHAnsi"/>
           <w:w w:val="105"/>
+          <w:sz w:val="20"/>
+          <w:szCs w:val="20"/>
         </w:rPr>
         <w:t>2024</w:t>
       </w:r>
@@ -543,12 +616,16 @@
         <w:rPr>
           <w:rFonts w:asciiTheme="minorHAnsi" w:hAnsiTheme="minorHAnsi" w:cstheme="minorHAnsi"/>
           <w:w w:val="115"/>
+          <w:sz w:val="20"/>
+          <w:szCs w:val="20"/>
         </w:rPr>
       </w:pPr>
       <w:r>
         <w:rPr>
           <w:rFonts w:asciiTheme="minorHAnsi" w:hAnsiTheme="minorHAnsi" w:cstheme="minorHAnsi"/>
           <w:w w:val="115"/>
+          <w:sz w:val="20"/>
+          <w:szCs w:val="20"/>
         </w:rPr>
         <w:t>GPA: 9.65</w:t>
       </w:r>
@@ -562,6 +639,8 @@
           <w:rFonts w:asciiTheme="minorHAnsi" w:hAnsiTheme="minorHAnsi" w:cstheme="minorHAnsi"/>
           <w:b/>
           <w:bCs/>
+          <w:sz w:val="20"/>
+          <w:szCs w:val="20"/>
         </w:rPr>
       </w:pPr>
       <w:r>
@@ -570,6 +649,8 @@
           <w:b/>
           <w:bCs/>
           <w:noProof/>
+          <w:sz w:val="20"/>
+          <w:szCs w:val="20"/>
         </w:rPr>
         <mc:AlternateContent>
           <mc:Choice Requires="wps">
@@ -659,6 +740,8 @@
           <w:bCs/>
           <w:spacing w:val="-2"/>
           <w:w w:val="150"/>
+          <w:sz w:val="20"/>
+          <w:szCs w:val="20"/>
         </w:rPr>
         <w:t>SKILLS</w:t>
       </w:r>
@@ -682,8 +765,8 @@
         <w:tblLook w:val="04A0" w:firstRow="1" w:lastRow="0" w:firstColumn="1" w:lastColumn="0" w:noHBand="0" w:noVBand="1"/>
       </w:tblPr>
       <w:tblGrid>
-        <w:gridCol w:w="1881"/>
-        <w:gridCol w:w="9423"/>
+        <w:gridCol w:w="1878"/>
+        <w:gridCol w:w="9426"/>
       </w:tblGrid>
       <w:tr>
         <w:tc>
@@ -695,6 +778,8 @@
               <w:spacing w:before="57"/>
               <w:rPr>
                 <w:rFonts w:asciiTheme="minorHAnsi" w:hAnsiTheme="minorHAnsi" w:cstheme="minorHAnsi"/>
+                <w:sz w:val="20"/>
+                <w:szCs w:val="20"/>
               </w:rPr>
             </w:pPr>
             <w:r>
@@ -703,6 +788,8 @@
                 <w:b/>
                 <w:spacing w:val="-4"/>
                 <w:w w:val="125"/>
+                <w:sz w:val="20"/>
+                <w:szCs w:val="20"/>
               </w:rPr>
               <w:t>Technical</w:t>
             </w:r>
@@ -712,6 +799,8 @@
                 <w:b/>
                 <w:spacing w:val="5"/>
                 <w:w w:val="125"/>
+                <w:sz w:val="20"/>
+                <w:szCs w:val="20"/>
               </w:rPr>
               <w:t xml:space="preserve"> </w:t>
             </w:r>
@@ -721,6 +810,8 @@
                 <w:b/>
                 <w:spacing w:val="-2"/>
                 <w:w w:val="125"/>
+                <w:sz w:val="20"/>
+                <w:szCs w:val="20"/>
               </w:rPr>
               <w:t>Skills</w:t>
             </w:r>
@@ -735,6 +826,8 @@
               <w:spacing w:before="57"/>
               <w:rPr>
                 <w:rFonts w:asciiTheme="minorHAnsi" w:hAnsiTheme="minorHAnsi" w:cstheme="minorHAnsi"/>
+                <w:sz w:val="20"/>
+                <w:szCs w:val="20"/>
               </w:rPr>
             </w:pPr>
             <w:r>
@@ -744,7 +837,27 @@
                 <w:sz w:val="20"/>
                 <w:szCs w:val="20"/>
               </w:rPr>
-              <w:t>{{tech_skills}}</w:t>
+              <w:t>{{</w:t>
+            </w:r>
+            <w:proofErr w:type="spellStart"/>
+            <w:r>
+              <w:rPr>
+                <w:rFonts w:asciiTheme="minorHAnsi" w:hAnsiTheme="minorHAnsi" w:cstheme="minorHAnsi"/>
+                <w:w w:val="125"/>
+                <w:sz w:val="20"/>
+                <w:szCs w:val="20"/>
+              </w:rPr>
+              <w:t>tech_skills</w:t>
+            </w:r>
+            <w:proofErr w:type="spellEnd"/>
+            <w:r>
+              <w:rPr>
+                <w:rFonts w:asciiTheme="minorHAnsi" w:hAnsiTheme="minorHAnsi" w:cstheme="minorHAnsi"/>
+                <w:w w:val="125"/>
+                <w:sz w:val="20"/>
+                <w:szCs w:val="20"/>
+              </w:rPr>
+              <w:t>}}</w:t>
             </w:r>
           </w:p>
         </w:tc>
@@ -759,6 +872,8 @@
               <w:spacing w:before="57"/>
               <w:rPr>
                 <w:rFonts w:asciiTheme="minorHAnsi" w:hAnsiTheme="minorHAnsi" w:cstheme="minorHAnsi"/>
+                <w:sz w:val="20"/>
+                <w:szCs w:val="20"/>
               </w:rPr>
             </w:pPr>
             <w:r>
@@ -766,6 +881,8 @@
                 <w:rFonts w:asciiTheme="minorHAnsi" w:hAnsiTheme="minorHAnsi" w:cstheme="minorHAnsi"/>
                 <w:b/>
                 <w:w w:val="125"/>
+                <w:sz w:val="20"/>
+                <w:szCs w:val="20"/>
               </w:rPr>
               <w:t>Soft</w:t>
             </w:r>
@@ -775,6 +892,8 @@
                 <w:b/>
                 <w:spacing w:val="-2"/>
                 <w:w w:val="125"/>
+                <w:sz w:val="20"/>
+                <w:szCs w:val="20"/>
               </w:rPr>
               <w:t xml:space="preserve"> Skills</w:t>
             </w:r>
@@ -789,6 +908,8 @@
               <w:spacing w:before="57"/>
               <w:rPr>
                 <w:rFonts w:asciiTheme="minorHAnsi" w:hAnsiTheme="minorHAnsi" w:cstheme="minorHAnsi"/>
+                <w:sz w:val="20"/>
+                <w:szCs w:val="20"/>
               </w:rPr>
             </w:pPr>
             <w:r>
@@ -798,7 +919,27 @@
                 <w:sz w:val="20"/>
                 <w:szCs w:val="20"/>
               </w:rPr>
-              <w:t>{{soft_skills}}</w:t>
+              <w:t>{{</w:t>
+            </w:r>
+            <w:proofErr w:type="spellStart"/>
+            <w:r>
+              <w:rPr>
+                <w:rFonts w:asciiTheme="minorHAnsi" w:hAnsiTheme="minorHAnsi" w:cstheme="minorHAnsi"/>
+                <w:w w:val="125"/>
+                <w:sz w:val="20"/>
+                <w:szCs w:val="20"/>
+              </w:rPr>
+              <w:t>soft_skills</w:t>
+            </w:r>
+            <w:proofErr w:type="spellEnd"/>
+            <w:r>
+              <w:rPr>
+                <w:rFonts w:asciiTheme="minorHAnsi" w:hAnsiTheme="minorHAnsi" w:cstheme="minorHAnsi"/>
+                <w:w w:val="125"/>
+                <w:sz w:val="20"/>
+                <w:szCs w:val="20"/>
+              </w:rPr>
+              <w:t>}}</w:t>
             </w:r>
           </w:p>
         </w:tc>
@@ -813,6 +954,8 @@
               <w:spacing w:before="57"/>
               <w:rPr>
                 <w:rFonts w:asciiTheme="minorHAnsi" w:hAnsiTheme="minorHAnsi" w:cstheme="minorHAnsi"/>
+                <w:sz w:val="20"/>
+                <w:szCs w:val="20"/>
               </w:rPr>
             </w:pPr>
             <w:r>
@@ -821,6 +964,8 @@
                 <w:b/>
                 <w:spacing w:val="-5"/>
                 <w:w w:val="140"/>
+                <w:sz w:val="20"/>
+                <w:szCs w:val="20"/>
               </w:rPr>
               <w:t>Certifications</w:t>
             </w:r>
@@ -835,6 +980,8 @@
               <w:spacing w:before="57"/>
               <w:rPr>
                 <w:rFonts w:asciiTheme="minorHAnsi" w:hAnsiTheme="minorHAnsi" w:cstheme="minorHAnsi"/>
+                <w:sz w:val="20"/>
+                <w:szCs w:val="20"/>
               </w:rPr>
             </w:pPr>
             <w:r>
@@ -855,6 +1002,8 @@
         <w:spacing w:before="57"/>
         <w:rPr>
           <w:rFonts w:asciiTheme="minorHAnsi" w:hAnsiTheme="minorHAnsi" w:cstheme="minorHAnsi"/>
+          <w:sz w:val="20"/>
+          <w:szCs w:val="20"/>
         </w:rPr>
       </w:pPr>
     </w:p>
@@ -866,6 +1015,8 @@
           <w:rFonts w:asciiTheme="minorHAnsi" w:hAnsiTheme="minorHAnsi" w:cstheme="minorHAnsi"/>
           <w:b/>
           <w:bCs/>
+          <w:sz w:val="20"/>
+          <w:szCs w:val="20"/>
         </w:rPr>
       </w:pPr>
       <w:r>
@@ -874,6 +1025,8 @@
           <w:b/>
           <w:bCs/>
           <w:noProof/>
+          <w:sz w:val="20"/>
+          <w:szCs w:val="20"/>
         </w:rPr>
         <mc:AlternateContent>
           <mc:Choice Requires="wps">
@@ -963,6 +1116,8 @@
           <w:bCs/>
           <w:spacing w:val="-2"/>
           <w:w w:val="150"/>
+          <w:sz w:val="20"/>
+          <w:szCs w:val="20"/>
         </w:rPr>
         <w:t>EXPERIENCE</w:t>
       </w:r>
@@ -976,6 +1131,8 @@
         <w:ind w:left="216"/>
         <w:rPr>
           <w:rFonts w:asciiTheme="minorHAnsi" w:hAnsiTheme="minorHAnsi" w:cstheme="minorHAnsi"/>
+          <w:sz w:val="20"/>
+          <w:szCs w:val="20"/>
         </w:rPr>
       </w:pPr>
       <w:r>
@@ -983,6 +1140,8 @@
           <w:rFonts w:asciiTheme="minorHAnsi" w:hAnsiTheme="minorHAnsi" w:cstheme="minorHAnsi"/>
           <w:b/>
           <w:w w:val="110"/>
+          <w:sz w:val="20"/>
+          <w:szCs w:val="20"/>
         </w:rPr>
         <w:t>{{work_title_1}}</w:t>
       </w:r>
@@ -990,6 +1149,8 @@
         <w:rPr>
           <w:rFonts w:asciiTheme="minorHAnsi" w:hAnsiTheme="minorHAnsi" w:cstheme="minorHAnsi"/>
           <w:b/>
+          <w:sz w:val="20"/>
+          <w:szCs w:val="20"/>
         </w:rPr>
         <w:tab/>
       </w:r>
@@ -997,6 +1158,8 @@
         <w:rPr>
           <w:rFonts w:asciiTheme="minorHAnsi" w:hAnsiTheme="minorHAnsi" w:cstheme="minorHAnsi"/>
           <w:w w:val="110"/>
+          <w:sz w:val="20"/>
+          <w:szCs w:val="20"/>
         </w:rPr>
         <w:t>Jul</w:t>
       </w:r>
@@ -1005,6 +1168,8 @@
           <w:rFonts w:asciiTheme="minorHAnsi" w:hAnsiTheme="minorHAnsi" w:cstheme="minorHAnsi"/>
           <w:spacing w:val="13"/>
           <w:w w:val="110"/>
+          <w:sz w:val="20"/>
+          <w:szCs w:val="20"/>
         </w:rPr>
         <w:t xml:space="preserve"> </w:t>
       </w:r>
@@ -1012,6 +1177,8 @@
         <w:rPr>
           <w:rFonts w:asciiTheme="minorHAnsi" w:hAnsiTheme="minorHAnsi" w:cstheme="minorHAnsi"/>
           <w:w w:val="110"/>
+          <w:sz w:val="20"/>
+          <w:szCs w:val="20"/>
         </w:rPr>
         <w:t>2025</w:t>
       </w:r>
@@ -1020,6 +1187,8 @@
           <w:rFonts w:asciiTheme="minorHAnsi" w:hAnsiTheme="minorHAnsi" w:cstheme="minorHAnsi"/>
           <w:spacing w:val="13"/>
           <w:w w:val="110"/>
+          <w:sz w:val="20"/>
+          <w:szCs w:val="20"/>
         </w:rPr>
         <w:t xml:space="preserve"> </w:t>
       </w:r>
@@ -1027,6 +1196,8 @@
         <w:rPr>
           <w:rFonts w:asciiTheme="minorHAnsi" w:hAnsiTheme="minorHAnsi" w:cstheme="minorHAnsi"/>
           <w:w w:val="110"/>
+          <w:sz w:val="20"/>
+          <w:szCs w:val="20"/>
         </w:rPr>
         <w:t>-</w:t>
       </w:r>
@@ -1035,6 +1206,8 @@
           <w:rFonts w:asciiTheme="minorHAnsi" w:hAnsiTheme="minorHAnsi" w:cstheme="minorHAnsi"/>
           <w:spacing w:val="12"/>
           <w:w w:val="110"/>
+          <w:sz w:val="20"/>
+          <w:szCs w:val="20"/>
         </w:rPr>
         <w:t xml:space="preserve"> </w:t>
       </w:r>
@@ -1042,6 +1215,8 @@
         <w:rPr>
           <w:rFonts w:asciiTheme="minorHAnsi" w:hAnsiTheme="minorHAnsi" w:cstheme="minorHAnsi"/>
           <w:w w:val="110"/>
+          <w:sz w:val="20"/>
+          <w:szCs w:val="20"/>
         </w:rPr>
         <w:t>Aug</w:t>
       </w:r>
@@ -1050,6 +1225,8 @@
           <w:rFonts w:asciiTheme="minorHAnsi" w:hAnsiTheme="minorHAnsi" w:cstheme="minorHAnsi"/>
           <w:spacing w:val="13"/>
           <w:w w:val="110"/>
+          <w:sz w:val="20"/>
+          <w:szCs w:val="20"/>
         </w:rPr>
         <w:t xml:space="preserve"> </w:t>
       </w:r>
@@ -1058,6 +1235,8 @@
           <w:rFonts w:asciiTheme="minorHAnsi" w:hAnsiTheme="minorHAnsi" w:cstheme="minorHAnsi"/>
           <w:spacing w:val="-4"/>
           <w:w w:val="110"/>
+          <w:sz w:val="20"/>
+          <w:szCs w:val="20"/>
         </w:rPr>
         <w:t>2025</w:t>
       </w:r>
@@ -1074,17 +1253,23 @@
           <w:i/>
           <w:spacing w:val="-4"/>
           <w:w w:val="115"/>
-        </w:rPr>
-      </w:pPr>
-      <w:r>
-        <w:rPr>
-          <w:rFonts w:asciiTheme="minorHAnsi" w:hAnsiTheme="minorHAnsi" w:cstheme="minorHAnsi"/>
+          <w:sz w:val="20"/>
+          <w:szCs w:val="20"/>
+        </w:rPr>
+      </w:pPr>
+      <w:r>
+        <w:rPr>
+          <w:rFonts w:asciiTheme="minorHAnsi" w:hAnsiTheme="minorHAnsi" w:cstheme="minorHAnsi"/>
+          <w:sz w:val="20"/>
+          <w:szCs w:val="20"/>
         </w:rPr>
         <w:t>{{work_company_1}}</w:t>
       </w:r>
       <w:r>
         <w:rPr>
           <w:rFonts w:asciiTheme="minorHAnsi" w:hAnsiTheme="minorHAnsi" w:cstheme="minorHAnsi"/>
+          <w:sz w:val="20"/>
+          <w:szCs w:val="20"/>
         </w:rPr>
         <w:tab/>
         <w:t xml:space="preserve">       </w:t>
@@ -1095,6 +1280,8 @@
           <w:i/>
           <w:spacing w:val="-4"/>
           <w:w w:val="115"/>
+          <w:sz w:val="20"/>
+          <w:szCs w:val="20"/>
         </w:rPr>
         <w:t>Mumbai, India</w:t>
       </w:r>
@@ -1109,6 +1296,8 @@
         <w:rPr>
           <w:rFonts w:asciiTheme="minorHAnsi" w:hAnsiTheme="minorHAnsi" w:cstheme="minorHAnsi"/>
           <w:iCs/>
+          <w:sz w:val="20"/>
+          <w:szCs w:val="20"/>
         </w:rPr>
       </w:pPr>
       <w:r>
@@ -1117,6 +1306,8 @@
           <w:iCs/>
           <w:spacing w:val="-4"/>
           <w:w w:val="115"/>
+          <w:sz w:val="20"/>
+          <w:szCs w:val="20"/>
         </w:rPr>
         <w:t>{{work_exp_1}}</w:t>
       </w:r>
@@ -1130,6 +1321,8 @@
           <w:rFonts w:asciiTheme="minorHAnsi" w:hAnsiTheme="minorHAnsi" w:cstheme="minorHAnsi"/>
           <w:b/>
           <w:bCs/>
+          <w:sz w:val="20"/>
+          <w:szCs w:val="20"/>
         </w:rPr>
       </w:pPr>
       <w:r>
@@ -1138,6 +1331,8 @@
           <w:b/>
           <w:bCs/>
           <w:noProof/>
+          <w:sz w:val="20"/>
+          <w:szCs w:val="20"/>
         </w:rPr>
         <mc:AlternateContent>
           <mc:Choice Requires="wps">
@@ -1227,6 +1422,8 @@
           <w:bCs/>
           <w:spacing w:val="-2"/>
           <w:w w:val="150"/>
+          <w:sz w:val="20"/>
+          <w:szCs w:val="20"/>
         </w:rPr>
         <w:t>PROJECTS</w:t>
       </w:r>
@@ -1240,13 +1437,17 @@
           <w:rFonts w:asciiTheme="minorHAnsi" w:hAnsiTheme="minorHAnsi" w:cstheme="minorHAnsi"/>
           <w:bCs/>
           <w:w w:val="105"/>
-        </w:rPr>
-      </w:pPr>
-      <w:r>
-        <w:rPr>
-          <w:rFonts w:asciiTheme="minorHAnsi" w:hAnsiTheme="minorHAnsi" w:cstheme="minorHAnsi"/>
-          <w:b/>
-          <w:w w:val="105"/>
+          <w:sz w:val="20"/>
+          <w:szCs w:val="20"/>
+        </w:rPr>
+      </w:pPr>
+      <w:r>
+        <w:rPr>
+          <w:rFonts w:asciiTheme="minorHAnsi" w:hAnsiTheme="minorHAnsi" w:cstheme="minorHAnsi"/>
+          <w:b/>
+          <w:w w:val="105"/>
+          <w:sz w:val="20"/>
+          <w:szCs w:val="20"/>
         </w:rPr>
         <w:t>{{</w:t>
       </w:r>
@@ -1255,6 +1456,8 @@
           <w:rFonts w:asciiTheme="minorHAnsi" w:hAnsiTheme="minorHAnsi" w:cstheme="minorHAnsi"/>
           <w:b/>
           <w:w w:val="105"/>
+          <w:sz w:val="20"/>
+          <w:szCs w:val="20"/>
         </w:rPr>
         <w:t>p</w:t>
       </w:r>
@@ -1263,14 +1466,40 @@
           <w:rFonts w:asciiTheme="minorHAnsi" w:hAnsiTheme="minorHAnsi" w:cstheme="minorHAnsi"/>
           <w:b/>
           <w:w w:val="105"/>
-        </w:rPr>
-        <w:t xml:space="preserve">roject_title_1}}. </w:t>
-      </w:r>
-      <w:r>
-        <w:rPr>
-          <w:rFonts w:asciiTheme="minorHAnsi" w:hAnsiTheme="minorHAnsi" w:cstheme="minorHAnsi"/>
-          <w:bCs/>
-          <w:w w:val="105"/>
+          <w:sz w:val="20"/>
+          <w:szCs w:val="20"/>
+        </w:rPr>
+        <w:t>roject_title_</w:t>
+      </w:r>
+      <w:proofErr w:type="gramStart"/>
+      <w:r>
+        <w:rPr>
+          <w:rFonts w:asciiTheme="minorHAnsi" w:hAnsiTheme="minorHAnsi" w:cstheme="minorHAnsi"/>
+          <w:b/>
+          <w:w w:val="105"/>
+          <w:sz w:val="20"/>
+          <w:szCs w:val="20"/>
+        </w:rPr>
+        <w:t>1}}.</w:t>
+      </w:r>
+      <w:proofErr w:type="gramEnd"/>
+      <w:r>
+        <w:rPr>
+          <w:rFonts w:asciiTheme="minorHAnsi" w:hAnsiTheme="minorHAnsi" w:cstheme="minorHAnsi"/>
+          <w:b/>
+          <w:w w:val="105"/>
+          <w:sz w:val="20"/>
+          <w:szCs w:val="20"/>
+        </w:rPr>
+        <w:t xml:space="preserve"> </w:t>
+      </w:r>
+      <w:r>
+        <w:rPr>
+          <w:rFonts w:asciiTheme="minorHAnsi" w:hAnsiTheme="minorHAnsi" w:cstheme="minorHAnsi"/>
+          <w:bCs/>
+          <w:w w:val="105"/>
+          <w:sz w:val="20"/>
+          <w:szCs w:val="20"/>
         </w:rPr>
         <w:t>{{</w:t>
       </w:r>
@@ -1279,6 +1508,8 @@
           <w:rFonts w:asciiTheme="minorHAnsi" w:hAnsiTheme="minorHAnsi" w:cstheme="minorHAnsi"/>
           <w:bCs/>
           <w:w w:val="105"/>
+          <w:sz w:val="20"/>
+          <w:szCs w:val="20"/>
         </w:rPr>
         <w:t>p</w:t>
       </w:r>
@@ -1287,6 +1518,8 @@
           <w:rFonts w:asciiTheme="minorHAnsi" w:hAnsiTheme="minorHAnsi" w:cstheme="minorHAnsi"/>
           <w:bCs/>
           <w:w w:val="105"/>
+          <w:sz w:val="20"/>
+          <w:szCs w:val="20"/>
         </w:rPr>
         <w:t>roject_description_1}}</w:t>
       </w:r>
@@ -1300,13 +1533,17 @@
           <w:rFonts w:asciiTheme="minorHAnsi" w:hAnsiTheme="minorHAnsi" w:cstheme="minorHAnsi"/>
           <w:bCs/>
           <w:w w:val="105"/>
-        </w:rPr>
-      </w:pPr>
-      <w:r>
-        <w:rPr>
-          <w:rFonts w:asciiTheme="minorHAnsi" w:hAnsiTheme="minorHAnsi" w:cstheme="minorHAnsi"/>
-          <w:b/>
-          <w:w w:val="105"/>
+          <w:sz w:val="20"/>
+          <w:szCs w:val="20"/>
+        </w:rPr>
+      </w:pPr>
+      <w:r>
+        <w:rPr>
+          <w:rFonts w:asciiTheme="minorHAnsi" w:hAnsiTheme="minorHAnsi" w:cstheme="minorHAnsi"/>
+          <w:b/>
+          <w:w w:val="105"/>
+          <w:sz w:val="20"/>
+          <w:szCs w:val="20"/>
         </w:rPr>
         <w:t>{</w:t>
       </w:r>
@@ -1315,6 +1552,8 @@
           <w:rFonts w:asciiTheme="minorHAnsi" w:hAnsiTheme="minorHAnsi" w:cstheme="minorHAnsi"/>
           <w:b/>
           <w:w w:val="105"/>
+          <w:sz w:val="20"/>
+          <w:szCs w:val="20"/>
         </w:rPr>
         <w:t>{</w:t>
       </w:r>
@@ -1323,6 +1562,8 @@
           <w:rFonts w:asciiTheme="minorHAnsi" w:hAnsiTheme="minorHAnsi" w:cstheme="minorHAnsi"/>
           <w:b/>
           <w:w w:val="105"/>
+          <w:sz w:val="20"/>
+          <w:szCs w:val="20"/>
         </w:rPr>
         <w:t>p</w:t>
       </w:r>
@@ -1331,30 +1572,40 @@
           <w:rFonts w:asciiTheme="minorHAnsi" w:hAnsiTheme="minorHAnsi" w:cstheme="minorHAnsi"/>
           <w:b/>
           <w:w w:val="105"/>
+          <w:sz w:val="20"/>
+          <w:szCs w:val="20"/>
         </w:rPr>
         <w:t>roject_title_</w:t>
       </w:r>
-      <w:r>
-        <w:rPr>
-          <w:rFonts w:asciiTheme="minorHAnsi" w:hAnsiTheme="minorHAnsi" w:cstheme="minorHAnsi"/>
-          <w:b/>
-          <w:w w:val="105"/>
-        </w:rPr>
-        <w:t>2</w:t>
-      </w:r>
-      <w:r>
-        <w:rPr>
-          <w:rFonts w:asciiTheme="minorHAnsi" w:hAnsiTheme="minorHAnsi" w:cstheme="minorHAnsi"/>
-          <w:b/>
-          <w:w w:val="105"/>
-        </w:rPr>
-        <w:t xml:space="preserve">}}. </w:t>
-      </w:r>
-      <w:r>
-        <w:rPr>
-          <w:rFonts w:asciiTheme="minorHAnsi" w:hAnsiTheme="minorHAnsi" w:cstheme="minorHAnsi"/>
-          <w:bCs/>
-          <w:w w:val="105"/>
+      <w:proofErr w:type="gramStart"/>
+      <w:r>
+        <w:rPr>
+          <w:rFonts w:asciiTheme="minorHAnsi" w:hAnsiTheme="minorHAnsi" w:cstheme="minorHAnsi"/>
+          <w:b/>
+          <w:w w:val="105"/>
+          <w:sz w:val="20"/>
+          <w:szCs w:val="20"/>
+        </w:rPr>
+        <w:t>2}}.</w:t>
+      </w:r>
+      <w:proofErr w:type="gramEnd"/>
+      <w:r>
+        <w:rPr>
+          <w:rFonts w:asciiTheme="minorHAnsi" w:hAnsiTheme="minorHAnsi" w:cstheme="minorHAnsi"/>
+          <w:b/>
+          <w:w w:val="105"/>
+          <w:sz w:val="20"/>
+          <w:szCs w:val="20"/>
+        </w:rPr>
+        <w:t xml:space="preserve"> </w:t>
+      </w:r>
+      <w:r>
+        <w:rPr>
+          <w:rFonts w:asciiTheme="minorHAnsi" w:hAnsiTheme="minorHAnsi" w:cstheme="minorHAnsi"/>
+          <w:bCs/>
+          <w:w w:val="105"/>
+          <w:sz w:val="20"/>
+          <w:szCs w:val="20"/>
         </w:rPr>
         <w:t>{{</w:t>
       </w:r>
@@ -1363,6 +1614,8 @@
           <w:rFonts w:asciiTheme="minorHAnsi" w:hAnsiTheme="minorHAnsi" w:cstheme="minorHAnsi"/>
           <w:bCs/>
           <w:w w:val="105"/>
+          <w:sz w:val="20"/>
+          <w:szCs w:val="20"/>
         </w:rPr>
         <w:t>p</w:t>
       </w:r>
@@ -1371,24 +1624,10 @@
           <w:rFonts w:asciiTheme="minorHAnsi" w:hAnsiTheme="minorHAnsi" w:cstheme="minorHAnsi"/>
           <w:bCs/>
           <w:w w:val="105"/>
-        </w:rPr>
-        <w:t>roject_description_</w:t>
-      </w:r>
-      <w:r>
-        <w:rPr>
-          <w:rFonts w:asciiTheme="minorHAnsi" w:hAnsiTheme="minorHAnsi" w:cstheme="minorHAnsi"/>
-          <w:bCs/>
-          <w:w w:val="105"/>
-        </w:rPr>
-        <w:t>2</w:t>
-      </w:r>
-      <w:r>
-        <w:rPr>
-          <w:rFonts w:asciiTheme="minorHAnsi" w:hAnsiTheme="minorHAnsi" w:cstheme="minorHAnsi"/>
-          <w:bCs/>
-          <w:w w:val="105"/>
-        </w:rPr>
-        <w:t>}}</w:t>
+          <w:sz w:val="20"/>
+          <w:szCs w:val="20"/>
+        </w:rPr>
+        <w:t>roject_description_2}}</w:t>
       </w:r>
     </w:p>
     <w:p>
@@ -1400,13 +1639,17 @@
           <w:rFonts w:asciiTheme="minorHAnsi" w:hAnsiTheme="minorHAnsi" w:cstheme="minorHAnsi"/>
           <w:bCs/>
           <w:w w:val="105"/>
-        </w:rPr>
-      </w:pPr>
-      <w:r>
-        <w:rPr>
-          <w:rFonts w:asciiTheme="minorHAnsi" w:hAnsiTheme="minorHAnsi" w:cstheme="minorHAnsi"/>
-          <w:b/>
-          <w:w w:val="105"/>
+          <w:sz w:val="20"/>
+          <w:szCs w:val="20"/>
+        </w:rPr>
+      </w:pPr>
+      <w:r>
+        <w:rPr>
+          <w:rFonts w:asciiTheme="minorHAnsi" w:hAnsiTheme="minorHAnsi" w:cstheme="minorHAnsi"/>
+          <w:b/>
+          <w:w w:val="105"/>
+          <w:sz w:val="20"/>
+          <w:szCs w:val="20"/>
         </w:rPr>
         <w:t>{{</w:t>
       </w:r>
@@ -1415,6 +1658,8 @@
           <w:rFonts w:asciiTheme="minorHAnsi" w:hAnsiTheme="minorHAnsi" w:cstheme="minorHAnsi"/>
           <w:b/>
           <w:w w:val="105"/>
+          <w:sz w:val="20"/>
+          <w:szCs w:val="20"/>
         </w:rPr>
         <w:t>p</w:t>
       </w:r>
@@ -1423,30 +1668,18 @@
           <w:rFonts w:asciiTheme="minorHAnsi" w:hAnsiTheme="minorHAnsi" w:cstheme="minorHAnsi"/>
           <w:b/>
           <w:w w:val="105"/>
-        </w:rPr>
-        <w:t>roject_title_</w:t>
-      </w:r>
-      <w:r>
-        <w:rPr>
-          <w:rFonts w:asciiTheme="minorHAnsi" w:hAnsiTheme="minorHAnsi" w:cstheme="minorHAnsi"/>
-          <w:b/>
-          <w:w w:val="105"/>
-        </w:rPr>
-        <w:t>3</w:t>
-      </w:r>
-      <w:r>
-        <w:rPr>
-          <w:rFonts w:asciiTheme="minorHAnsi" w:hAnsiTheme="minorHAnsi" w:cstheme="minorHAnsi"/>
-          <w:b/>
-          <w:w w:val="105"/>
-        </w:rPr>
-        <w:t xml:space="preserve">}}. </w:t>
-      </w:r>
-      <w:r>
-        <w:rPr>
-          <w:rFonts w:asciiTheme="minorHAnsi" w:hAnsiTheme="minorHAnsi" w:cstheme="minorHAnsi"/>
-          <w:bCs/>
-          <w:w w:val="105"/>
+          <w:sz w:val="20"/>
+          <w:szCs w:val="20"/>
+        </w:rPr>
+        <w:t xml:space="preserve">roject_title_3}}. </w:t>
+      </w:r>
+      <w:r>
+        <w:rPr>
+          <w:rFonts w:asciiTheme="minorHAnsi" w:hAnsiTheme="minorHAnsi" w:cstheme="minorHAnsi"/>
+          <w:bCs/>
+          <w:w w:val="105"/>
+          <w:sz w:val="20"/>
+          <w:szCs w:val="20"/>
         </w:rPr>
         <w:t>{{</w:t>
       </w:r>
@@ -1455,6 +1688,8 @@
           <w:rFonts w:asciiTheme="minorHAnsi" w:hAnsiTheme="minorHAnsi" w:cstheme="minorHAnsi"/>
           <w:bCs/>
           <w:w w:val="105"/>
+          <w:sz w:val="20"/>
+          <w:szCs w:val="20"/>
         </w:rPr>
         <w:t>p</w:t>
       </w:r>
@@ -1463,24 +1698,10 @@
           <w:rFonts w:asciiTheme="minorHAnsi" w:hAnsiTheme="minorHAnsi" w:cstheme="minorHAnsi"/>
           <w:bCs/>
           <w:w w:val="105"/>
-        </w:rPr>
-        <w:t>roject_description_</w:t>
-      </w:r>
-      <w:r>
-        <w:rPr>
-          <w:rFonts w:asciiTheme="minorHAnsi" w:hAnsiTheme="minorHAnsi" w:cstheme="minorHAnsi"/>
-          <w:bCs/>
-          <w:w w:val="105"/>
-        </w:rPr>
-        <w:t>3</w:t>
-      </w:r>
-      <w:r>
-        <w:rPr>
-          <w:rFonts w:asciiTheme="minorHAnsi" w:hAnsiTheme="minorHAnsi" w:cstheme="minorHAnsi"/>
-          <w:bCs/>
-          <w:w w:val="105"/>
-        </w:rPr>
-        <w:t>}}</w:t>
+          <w:sz w:val="20"/>
+          <w:szCs w:val="20"/>
+        </w:rPr>
+        <w:t>roject_description_3}}</w:t>
       </w:r>
     </w:p>
     <w:p>
@@ -1494,6 +1715,8 @@
           <w:bCs/>
           <w:spacing w:val="-2"/>
           <w:w w:val="150"/>
+          <w:sz w:val="20"/>
+          <w:szCs w:val="20"/>
         </w:rPr>
       </w:pPr>
       <w:r>
@@ -1504,6 +1727,8 @@
           <w:noProof/>
           <w:spacing w:val="-2"/>
           <w:w w:val="150"/>
+          <w:sz w:val="20"/>
+          <w:szCs w:val="20"/>
         </w:rPr>
         <mc:AlternateContent>
           <mc:Choice Requires="wps">
@@ -1593,6 +1818,8 @@
           <w:bCs/>
           <w:spacing w:val="-2"/>
           <w:w w:val="150"/>
+          <w:sz w:val="20"/>
+          <w:szCs w:val="20"/>
         </w:rPr>
         <w:t>Achievements</w:t>
       </w:r>
@@ -1606,12 +1833,16 @@
         <w:ind w:left="216" w:right="216"/>
         <w:rPr>
           <w:rFonts w:asciiTheme="minorHAnsi" w:hAnsiTheme="minorHAnsi" w:cstheme="minorHAnsi"/>
-        </w:rPr>
-      </w:pPr>
-      <w:r>
-        <w:rPr>
-          <w:rFonts w:asciiTheme="minorHAnsi" w:hAnsiTheme="minorHAnsi" w:cstheme="minorHAnsi"/>
-          <w:w w:val="105"/>
+          <w:sz w:val="20"/>
+          <w:szCs w:val="20"/>
+        </w:rPr>
+      </w:pPr>
+      <w:r>
+        <w:rPr>
+          <w:rFonts w:asciiTheme="minorHAnsi" w:hAnsiTheme="minorHAnsi" w:cstheme="minorHAnsi"/>
+          <w:w w:val="105"/>
+          <w:sz w:val="20"/>
+          <w:szCs w:val="20"/>
         </w:rPr>
         <w:t>{{</w:t>
       </w:r>
@@ -1619,6 +1850,8 @@
         <w:rPr>
           <w:rFonts w:asciiTheme="minorHAnsi" w:hAnsiTheme="minorHAnsi" w:cstheme="minorHAnsi"/>
           <w:w w:val="105"/>
+          <w:sz w:val="20"/>
+          <w:szCs w:val="20"/>
         </w:rPr>
         <w:t>a</w:t>
       </w:r>
@@ -1626,6 +1859,8 @@
         <w:rPr>
           <w:rFonts w:asciiTheme="minorHAnsi" w:hAnsiTheme="minorHAnsi" w:cstheme="minorHAnsi"/>
           <w:w w:val="105"/>
+          <w:sz w:val="20"/>
+          <w:szCs w:val="20"/>
         </w:rPr>
         <w:t>chievements}}</w:t>
       </w:r>

--- a/Backend/FAANG_template - Copy.docx
+++ b/Backend/FAANG_template - Copy.docx
@@ -10,6 +10,7 @@
           <w:rFonts w:asciiTheme="minorHAnsi" w:eastAsia="Georgia" w:hAnsiTheme="minorHAnsi" w:cstheme="minorHAnsi"/>
           <w:b/>
           <w:bCs/>
+          <w:color w:val="548DD4" w:themeColor="text2" w:themeTint="99"/>
           <w:sz w:val="34"/>
           <w:szCs w:val="34"/>
         </w:rPr>
@@ -19,6 +20,7 @@
           <w:rFonts w:asciiTheme="minorHAnsi" w:eastAsia="Georgia" w:hAnsiTheme="minorHAnsi" w:cstheme="minorHAnsi"/>
           <w:b/>
           <w:bCs/>
+          <w:color w:val="548DD4" w:themeColor="text2" w:themeTint="99"/>
           <w:w w:val="105"/>
           <w:sz w:val="34"/>
           <w:szCs w:val="34"/>
@@ -30,6 +32,7 @@
           <w:rFonts w:asciiTheme="minorHAnsi" w:eastAsia="Georgia" w:hAnsiTheme="minorHAnsi" w:cstheme="minorHAnsi"/>
           <w:b/>
           <w:bCs/>
+          <w:color w:val="548DD4" w:themeColor="text2" w:themeTint="99"/>
           <w:spacing w:val="60"/>
           <w:w w:val="105"/>
           <w:sz w:val="34"/>
@@ -42,6 +45,7 @@
           <w:rFonts w:asciiTheme="minorHAnsi" w:eastAsia="Georgia" w:hAnsiTheme="minorHAnsi" w:cstheme="minorHAnsi"/>
           <w:b/>
           <w:bCs/>
+          <w:color w:val="548DD4" w:themeColor="text2" w:themeTint="99"/>
           <w:spacing w:val="-2"/>
           <w:w w:val="105"/>
           <w:sz w:val="34"/>
@@ -83,6 +87,7 @@
         <w:ind w:left="1796" w:right="1801"/>
         <w:rPr>
           <w:rFonts w:asciiTheme="minorHAnsi" w:hAnsiTheme="minorHAnsi" w:cstheme="minorHAnsi"/>
+          <w:color w:val="000000" w:themeColor="text1"/>
           <w:sz w:val="32"/>
           <w:szCs w:val="32"/>
         </w:rPr>
@@ -91,8 +96,7 @@
         <w:r>
           <w:rPr>
             <w:rFonts w:asciiTheme="minorHAnsi" w:hAnsiTheme="minorHAnsi" w:cstheme="minorHAnsi"/>
-            <w:color w:val="0000FF" w:themeColor="hyperlink"/>
-            <w:u w:val="single"/>
+            <w:color w:val="000000" w:themeColor="text1"/>
           </w:rPr>
           <w:t>shauravvora@gmail.com</w:t>
         </w:r>
@@ -100,7 +104,7 @@
       <w:r>
         <w:rPr>
           <w:rFonts w:asciiTheme="minorHAnsi" w:hAnsiTheme="minorHAnsi" w:cstheme="minorHAnsi"/>
-          <w:color w:val="0000FF"/>
+          <w:color w:val="000000" w:themeColor="text1"/>
           <w:spacing w:val="40"/>
         </w:rPr>
         <w:t xml:space="preserve"> </w:t>
@@ -108,57 +112,47 @@
       <w:r>
         <w:rPr>
           <w:rFonts w:ascii="Cambria Math" w:hAnsi="Cambria Math" w:cs="Cambria Math"/>
+          <w:color w:val="000000" w:themeColor="text1"/>
         </w:rPr>
         <w:t>⋄</w:t>
       </w:r>
       <w:r>
         <w:rPr>
           <w:rFonts w:asciiTheme="minorHAnsi" w:hAnsiTheme="minorHAnsi" w:cstheme="minorHAnsi"/>
+          <w:color w:val="000000" w:themeColor="text1"/>
+        </w:rPr>
+        <w:t xml:space="preserve"> linkedin.com/in/</w:t>
+      </w:r>
+      <w:proofErr w:type="spellStart"/>
+      <w:r>
+        <w:rPr>
+          <w:rFonts w:asciiTheme="minorHAnsi" w:hAnsiTheme="minorHAnsi" w:cstheme="minorHAnsi"/>
+          <w:color w:val="000000" w:themeColor="text1"/>
+        </w:rPr>
+        <w:t>shaurav-vora</w:t>
+      </w:r>
+      <w:proofErr w:type="spellEnd"/>
+      <w:r>
+        <w:rPr>
+          <w:rFonts w:asciiTheme="minorHAnsi" w:hAnsiTheme="minorHAnsi" w:cstheme="minorHAnsi"/>
+          <w:color w:val="000000" w:themeColor="text1"/>
+          <w:spacing w:val="40"/>
         </w:rPr>
         <w:t xml:space="preserve"> </w:t>
       </w:r>
       <w:r>
         <w:rPr>
-          <w:rFonts w:asciiTheme="minorHAnsi" w:hAnsiTheme="minorHAnsi" w:cstheme="minorHAnsi"/>
-          <w:color w:val="0000FF"/>
-        </w:rPr>
-        <w:t>linkedin.com/in/</w:t>
-      </w:r>
-      <w:proofErr w:type="spellStart"/>
-      <w:r>
-        <w:rPr>
-          <w:rFonts w:asciiTheme="minorHAnsi" w:hAnsiTheme="minorHAnsi" w:cstheme="minorHAnsi"/>
-          <w:color w:val="0000FF"/>
-        </w:rPr>
-        <w:t>shaurav-vora</w:t>
-      </w:r>
-      <w:proofErr w:type="spellEnd"/>
-      <w:r>
-        <w:rPr>
-          <w:rFonts w:asciiTheme="minorHAnsi" w:hAnsiTheme="minorHAnsi" w:cstheme="minorHAnsi"/>
-          <w:color w:val="0000FF"/>
-          <w:spacing w:val="40"/>
-        </w:rPr>
-        <w:t xml:space="preserve"> </w:t>
-      </w:r>
-      <w:r>
-        <w:rPr>
           <w:rFonts w:ascii="Cambria Math" w:hAnsi="Cambria Math" w:cs="Cambria Math"/>
+          <w:color w:val="000000" w:themeColor="text1"/>
         </w:rPr>
         <w:t>⋄</w:t>
       </w:r>
       <w:r>
         <w:rPr>
           <w:rFonts w:asciiTheme="minorHAnsi" w:hAnsiTheme="minorHAnsi" w:cstheme="minorHAnsi"/>
-        </w:rPr>
-        <w:t xml:space="preserve"> </w:t>
-      </w:r>
-      <w:r>
-        <w:rPr>
-          <w:rFonts w:asciiTheme="minorHAnsi" w:hAnsiTheme="minorHAnsi" w:cstheme="minorHAnsi"/>
-          <w:color w:val="0000FF"/>
-        </w:rPr>
-        <w:t>github.com/Shaurav-Vora</w:t>
+          <w:color w:val="000000" w:themeColor="text1"/>
+        </w:rPr>
+        <w:t xml:space="preserve"> github.com/Shaurav-Vora</w:t>
       </w:r>
     </w:p>
     <w:p>
@@ -170,6 +164,7 @@
           <w:rFonts w:asciiTheme="minorHAnsi" w:hAnsiTheme="minorHAnsi" w:cstheme="minorHAnsi"/>
           <w:b/>
           <w:bCs/>
+          <w:color w:val="548DD4" w:themeColor="text2" w:themeTint="99"/>
           <w:w w:val="150"/>
           <w:sz w:val="20"/>
           <w:szCs w:val="20"/>
@@ -181,13 +176,14 @@
           <w:b/>
           <w:bCs/>
           <w:noProof/>
+          <w:color w:val="548DD4" w:themeColor="text2" w:themeTint="99"/>
           <w:sz w:val="20"/>
           <w:szCs w:val="20"/>
         </w:rPr>
         <mc:AlternateContent>
           <mc:Choice Requires="wps">
             <w:drawing>
-              <wp:anchor distT="0" distB="0" distL="0" distR="0" simplePos="0" relativeHeight="251659264" behindDoc="1" locked="0" layoutInCell="1" allowOverlap="1" wp14:anchorId="1E50B804" wp14:editId="19B031AB">
+              <wp:anchor distT="0" distB="0" distL="0" distR="0" simplePos="0" relativeHeight="251659264" behindDoc="1" locked="0" layoutInCell="1" allowOverlap="1" wp14:anchorId="1E50B804" wp14:editId="1A42B75D">
                 <wp:simplePos x="0" y="0"/>
                 <wp:positionH relativeFrom="page">
                   <wp:posOffset>365760</wp:posOffset>
@@ -230,9 +226,12 @@
                             </a:path>
                           </a:pathLst>
                         </a:custGeom>
-                        <a:ln w="5054">
+                        <a:ln w="6350">
                           <a:solidFill>
-                            <a:srgbClr val="000000"/>
+                            <a:schemeClr val="tx2">
+                              <a:lumMod val="60000"/>
+                              <a:lumOff val="40000"/>
+                            </a:schemeClr>
                           </a:solidFill>
                           <a:prstDash val="solid"/>
                         </a:ln>
@@ -257,7 +256,7 @@
           </mc:Choice>
           <mc:Fallback>
             <w:pict>
-              <v:shape w14:anchorId="65BA99B9" id="Graphic 1" o:spid="_x0000_s1026" style="position:absolute;margin-left:28.8pt;margin-top:26.8pt;width:554.45pt;height:.1pt;z-index:-251657216;visibility:visible;mso-wrap-style:square;mso-width-percent:0;mso-height-percent:0;mso-wrap-distance-left:0;mso-wrap-distance-top:0;mso-wrap-distance-right:0;mso-wrap-distance-bottom:0;mso-position-horizontal:absolute;mso-position-horizontal-relative:page;mso-position-vertical:absolute;mso-position-vertical-relative:text;mso-width-percent:0;mso-height-percent:0;mso-width-relative:page;mso-height-relative:page;v-text-anchor:top" coordsize="7041515,1270" o:gfxdata="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" path="m,l7040892,e" filled="f" strokeweight=".14039mm">
+              <v:shape w14:anchorId="49A3FE3A" id="Graphic 1" o:spid="_x0000_s1026" style="position:absolute;margin-left:28.8pt;margin-top:26.8pt;width:554.45pt;height:.1pt;z-index:-251657216;visibility:visible;mso-wrap-style:square;mso-width-percent:0;mso-height-percent:0;mso-wrap-distance-left:0;mso-wrap-distance-top:0;mso-wrap-distance-right:0;mso-wrap-distance-bottom:0;mso-position-horizontal:absolute;mso-position-horizontal-relative:page;mso-position-vertical:absolute;mso-position-vertical-relative:text;mso-width-percent:0;mso-height-percent:0;mso-width-relative:page;mso-height-relative:page;v-text-anchor:top" coordsize="7041515,1270" o:gfxdata="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" path="m,l7040892,e" filled="f" strokecolor="#548dd4 [1951]" strokeweight=".5pt">
                 <v:path arrowok="t"/>
                 <w10:wrap type="topAndBottom" anchorx="page"/>
               </v:shape>
@@ -270,6 +269,7 @@
           <w:rFonts w:asciiTheme="minorHAnsi" w:hAnsiTheme="minorHAnsi" w:cstheme="minorHAnsi"/>
           <w:b/>
           <w:bCs/>
+          <w:color w:val="548DD4" w:themeColor="text2" w:themeTint="99"/>
           <w:w w:val="150"/>
           <w:sz w:val="20"/>
           <w:szCs w:val="20"/>
@@ -332,6 +332,7 @@
           <w:rFonts w:asciiTheme="minorHAnsi" w:hAnsiTheme="minorHAnsi" w:cstheme="minorHAnsi"/>
           <w:b/>
           <w:bCs/>
+          <w:color w:val="548DD4" w:themeColor="text2" w:themeTint="99"/>
           <w:sz w:val="20"/>
           <w:szCs w:val="20"/>
         </w:rPr>
@@ -342,13 +343,14 @@
           <w:b/>
           <w:bCs/>
           <w:noProof/>
+          <w:color w:val="548DD4" w:themeColor="text2" w:themeTint="99"/>
           <w:sz w:val="20"/>
           <w:szCs w:val="20"/>
         </w:rPr>
         <mc:AlternateContent>
           <mc:Choice Requires="wps">
             <w:drawing>
-              <wp:anchor distT="0" distB="0" distL="0" distR="0" simplePos="0" relativeHeight="251660288" behindDoc="1" locked="0" layoutInCell="1" allowOverlap="1" wp14:anchorId="176E3A26" wp14:editId="7AB99327">
+              <wp:anchor distT="0" distB="0" distL="0" distR="0" simplePos="0" relativeHeight="251660288" behindDoc="1" locked="0" layoutInCell="1" allowOverlap="1" wp14:anchorId="176E3A26" wp14:editId="19AAC26A">
                 <wp:simplePos x="0" y="0"/>
                 <wp:positionH relativeFrom="page">
                   <wp:posOffset>365760</wp:posOffset>
@@ -391,9 +393,12 @@
                             </a:path>
                           </a:pathLst>
                         </a:custGeom>
-                        <a:ln w="5054">
+                        <a:ln w="6350">
                           <a:solidFill>
-                            <a:srgbClr val="000000"/>
+                            <a:schemeClr val="tx2">
+                              <a:lumMod val="60000"/>
+                              <a:lumOff val="40000"/>
+                            </a:schemeClr>
                           </a:solidFill>
                           <a:prstDash val="solid"/>
                         </a:ln>
@@ -418,7 +423,7 @@
           </mc:Choice>
           <mc:Fallback>
             <w:pict>
-              <v:shape w14:anchorId="3D11EAB3" id="Graphic 2" o:spid="_x0000_s1026" style="position:absolute;margin-left:28.8pt;margin-top:26.25pt;width:554.45pt;height:.1pt;z-index:-251656192;visibility:visible;mso-wrap-style:square;mso-width-percent:0;mso-height-percent:0;mso-wrap-distance-left:0;mso-wrap-distance-top:0;mso-wrap-distance-right:0;mso-wrap-distance-bottom:0;mso-position-horizontal:absolute;mso-position-horizontal-relative:page;mso-position-vertical:absolute;mso-position-vertical-relative:text;mso-width-percent:0;mso-height-percent:0;mso-width-relative:page;mso-height-relative:page;v-text-anchor:top" coordsize="7041515,1270" o:gfxdata="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" path="m,l7040892,e" filled="f" strokeweight=".14039mm">
+              <v:shape w14:anchorId="284E1CD9" id="Graphic 2" o:spid="_x0000_s1026" style="position:absolute;margin-left:28.8pt;margin-top:26.25pt;width:554.45pt;height:.1pt;z-index:-251656192;visibility:visible;mso-wrap-style:square;mso-width-percent:0;mso-height-percent:0;mso-wrap-distance-left:0;mso-wrap-distance-top:0;mso-wrap-distance-right:0;mso-wrap-distance-bottom:0;mso-position-horizontal:absolute;mso-position-horizontal-relative:page;mso-position-vertical:absolute;mso-position-vertical-relative:text;mso-width-percent:0;mso-height-percent:0;mso-width-relative:page;mso-height-relative:page;v-text-anchor:top" coordsize="7041515,1270" o:gfxdata="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" path="m,l7040892,e" filled="f" strokecolor="#548dd4 [1951]" strokeweight=".5pt">
                 <v:path arrowok="t"/>
                 <w10:wrap type="topAndBottom" anchorx="page"/>
               </v:shape>
@@ -431,6 +436,7 @@
           <w:rFonts w:asciiTheme="minorHAnsi" w:hAnsiTheme="minorHAnsi" w:cstheme="minorHAnsi"/>
           <w:b/>
           <w:bCs/>
+          <w:color w:val="548DD4" w:themeColor="text2" w:themeTint="99"/>
           <w:spacing w:val="-2"/>
           <w:w w:val="145"/>
           <w:sz w:val="20"/>
@@ -639,6 +645,7 @@
           <w:rFonts w:asciiTheme="minorHAnsi" w:hAnsiTheme="minorHAnsi" w:cstheme="minorHAnsi"/>
           <w:b/>
           <w:bCs/>
+          <w:color w:val="548DD4" w:themeColor="text2" w:themeTint="99"/>
           <w:sz w:val="20"/>
           <w:szCs w:val="20"/>
         </w:rPr>
@@ -649,13 +656,14 @@
           <w:b/>
           <w:bCs/>
           <w:noProof/>
+          <w:color w:val="548DD4" w:themeColor="text2" w:themeTint="99"/>
           <w:sz w:val="20"/>
           <w:szCs w:val="20"/>
         </w:rPr>
         <mc:AlternateContent>
           <mc:Choice Requires="wps">
             <w:drawing>
-              <wp:anchor distT="0" distB="0" distL="0" distR="0" simplePos="0" relativeHeight="251661312" behindDoc="1" locked="0" layoutInCell="1" allowOverlap="1" wp14:anchorId="3C4F26B8" wp14:editId="438D3BE2">
+              <wp:anchor distT="0" distB="0" distL="0" distR="0" simplePos="0" relativeHeight="251661312" behindDoc="1" locked="0" layoutInCell="1" allowOverlap="1" wp14:anchorId="3C4F26B8" wp14:editId="46F11E72">
                 <wp:simplePos x="0" y="0"/>
                 <wp:positionH relativeFrom="page">
                   <wp:posOffset>365760</wp:posOffset>
@@ -698,9 +706,12 @@
                             </a:path>
                           </a:pathLst>
                         </a:custGeom>
-                        <a:ln w="5054">
+                        <a:ln w="6350">
                           <a:solidFill>
-                            <a:srgbClr val="000000"/>
+                            <a:schemeClr val="tx2">
+                              <a:lumMod val="60000"/>
+                              <a:lumOff val="40000"/>
+                            </a:schemeClr>
                           </a:solidFill>
                           <a:prstDash val="solid"/>
                         </a:ln>
@@ -725,7 +736,7 @@
           </mc:Choice>
           <mc:Fallback>
             <w:pict>
-              <v:shape w14:anchorId="7BE3C5D2" id="Graphic 3" o:spid="_x0000_s1026" style="position:absolute;margin-left:28.8pt;margin-top:26.25pt;width:554.45pt;height:.1pt;z-index:-251655168;visibility:visible;mso-wrap-style:square;mso-width-percent:0;mso-height-percent:0;mso-wrap-distance-left:0;mso-wrap-distance-top:0;mso-wrap-distance-right:0;mso-wrap-distance-bottom:0;mso-position-horizontal:absolute;mso-position-horizontal-relative:page;mso-position-vertical:absolute;mso-position-vertical-relative:text;mso-width-percent:0;mso-height-percent:0;mso-width-relative:page;mso-height-relative:page;v-text-anchor:top" coordsize="7041515,1270" o:gfxdata="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" path="m,l7040892,e" filled="f" strokeweight=".14039mm">
+              <v:shape w14:anchorId="083CE7DA" id="Graphic 3" o:spid="_x0000_s1026" style="position:absolute;margin-left:28.8pt;margin-top:26.25pt;width:554.45pt;height:.1pt;z-index:-251655168;visibility:visible;mso-wrap-style:square;mso-width-percent:0;mso-height-percent:0;mso-wrap-distance-left:0;mso-wrap-distance-top:0;mso-wrap-distance-right:0;mso-wrap-distance-bottom:0;mso-position-horizontal:absolute;mso-position-horizontal-relative:page;mso-position-vertical:absolute;mso-position-vertical-relative:text;mso-width-percent:0;mso-height-percent:0;mso-width-relative:page;mso-height-relative:page;v-text-anchor:top" coordsize="7041515,1270" o:gfxdata="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" path="m,l7040892,e" filled="f" strokecolor="#548dd4 [1951]" strokeweight=".5pt">
                 <v:path arrowok="t"/>
                 <w10:wrap type="topAndBottom" anchorx="page"/>
               </v:shape>
@@ -738,6 +749,7 @@
           <w:rFonts w:asciiTheme="minorHAnsi" w:hAnsiTheme="minorHAnsi" w:cstheme="minorHAnsi"/>
           <w:b/>
           <w:bCs/>
+          <w:color w:val="548DD4" w:themeColor="text2" w:themeTint="99"/>
           <w:spacing w:val="-2"/>
           <w:w w:val="150"/>
           <w:sz w:val="20"/>
@@ -1015,6 +1027,7 @@
           <w:rFonts w:asciiTheme="minorHAnsi" w:hAnsiTheme="minorHAnsi" w:cstheme="minorHAnsi"/>
           <w:b/>
           <w:bCs/>
+          <w:color w:val="548DD4" w:themeColor="text2" w:themeTint="99"/>
           <w:sz w:val="20"/>
           <w:szCs w:val="20"/>
         </w:rPr>
@@ -1025,13 +1038,14 @@
           <w:b/>
           <w:bCs/>
           <w:noProof/>
+          <w:color w:val="548DD4" w:themeColor="text2" w:themeTint="99"/>
           <w:sz w:val="20"/>
           <w:szCs w:val="20"/>
         </w:rPr>
         <mc:AlternateContent>
           <mc:Choice Requires="wps">
             <w:drawing>
-              <wp:anchor distT="0" distB="0" distL="0" distR="0" simplePos="0" relativeHeight="251662336" behindDoc="1" locked="0" layoutInCell="1" allowOverlap="1" wp14:anchorId="1C3F1B2E" wp14:editId="3C027187">
+              <wp:anchor distT="0" distB="0" distL="0" distR="0" simplePos="0" relativeHeight="251662336" behindDoc="1" locked="0" layoutInCell="1" allowOverlap="1" wp14:anchorId="1C3F1B2E" wp14:editId="2B29CF43">
                 <wp:simplePos x="0" y="0"/>
                 <wp:positionH relativeFrom="page">
                   <wp:posOffset>365760</wp:posOffset>
@@ -1074,9 +1088,12 @@
                             </a:path>
                           </a:pathLst>
                         </a:custGeom>
-                        <a:ln w="5054">
+                        <a:ln w="6350">
                           <a:solidFill>
-                            <a:srgbClr val="000000"/>
+                            <a:schemeClr val="tx2">
+                              <a:lumMod val="60000"/>
+                              <a:lumOff val="40000"/>
+                            </a:schemeClr>
                           </a:solidFill>
                           <a:prstDash val="solid"/>
                         </a:ln>
@@ -1101,7 +1118,7 @@
           </mc:Choice>
           <mc:Fallback>
             <w:pict>
-              <v:shape w14:anchorId="692BAA44" id="Graphic 4" o:spid="_x0000_s1026" style="position:absolute;margin-left:28.8pt;margin-top:15pt;width:554.45pt;height:.1pt;z-index:-251654144;visibility:visible;mso-wrap-style:square;mso-width-percent:0;mso-height-percent:0;mso-wrap-distance-left:0;mso-wrap-distance-top:0;mso-wrap-distance-right:0;mso-wrap-distance-bottom:0;mso-position-horizontal:absolute;mso-position-horizontal-relative:page;mso-position-vertical:absolute;mso-position-vertical-relative:text;mso-width-percent:0;mso-height-percent:0;mso-width-relative:page;mso-height-relative:page;v-text-anchor:top" coordsize="7041515,1270" o:gfxdata="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" path="m,l7040892,e" filled="f" strokeweight=".14039mm">
+              <v:shape w14:anchorId="080A1726" id="Graphic 4" o:spid="_x0000_s1026" style="position:absolute;margin-left:28.8pt;margin-top:15pt;width:554.45pt;height:.1pt;z-index:-251654144;visibility:visible;mso-wrap-style:square;mso-width-percent:0;mso-height-percent:0;mso-wrap-distance-left:0;mso-wrap-distance-top:0;mso-wrap-distance-right:0;mso-wrap-distance-bottom:0;mso-position-horizontal:absolute;mso-position-horizontal-relative:page;mso-position-vertical:absolute;mso-position-vertical-relative:text;mso-width-percent:0;mso-height-percent:0;mso-width-relative:page;mso-height-relative:page;v-text-anchor:top" coordsize="7041515,1270" o:gfxdata="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" path="m,l7040892,e" filled="f" strokecolor="#548dd4 [1951]" strokeweight=".5pt">
                 <v:path arrowok="t"/>
                 <w10:wrap type="topAndBottom" anchorx="page"/>
               </v:shape>
@@ -1114,6 +1131,7 @@
           <w:rFonts w:asciiTheme="minorHAnsi" w:hAnsiTheme="minorHAnsi" w:cstheme="minorHAnsi"/>
           <w:b/>
           <w:bCs/>
+          <w:color w:val="548DD4" w:themeColor="text2" w:themeTint="99"/>
           <w:spacing w:val="-2"/>
           <w:w w:val="150"/>
           <w:sz w:val="20"/>
@@ -1321,6 +1339,7 @@
           <w:rFonts w:asciiTheme="minorHAnsi" w:hAnsiTheme="minorHAnsi" w:cstheme="minorHAnsi"/>
           <w:b/>
           <w:bCs/>
+          <w:color w:val="548DD4" w:themeColor="text2" w:themeTint="99"/>
           <w:sz w:val="20"/>
           <w:szCs w:val="20"/>
         </w:rPr>
@@ -1331,13 +1350,14 @@
           <w:b/>
           <w:bCs/>
           <w:noProof/>
+          <w:color w:val="548DD4" w:themeColor="text2" w:themeTint="99"/>
           <w:sz w:val="20"/>
           <w:szCs w:val="20"/>
         </w:rPr>
         <mc:AlternateContent>
           <mc:Choice Requires="wps">
             <w:drawing>
-              <wp:anchor distT="0" distB="0" distL="0" distR="0" simplePos="0" relativeHeight="251663360" behindDoc="1" locked="0" layoutInCell="1" allowOverlap="1" wp14:anchorId="44CA1C43" wp14:editId="18AB167A">
+              <wp:anchor distT="0" distB="0" distL="0" distR="0" simplePos="0" relativeHeight="251663360" behindDoc="1" locked="0" layoutInCell="1" allowOverlap="1" wp14:anchorId="44CA1C43" wp14:editId="7E00FAA1">
                 <wp:simplePos x="0" y="0"/>
                 <wp:positionH relativeFrom="page">
                   <wp:posOffset>365760</wp:posOffset>
@@ -1380,9 +1400,12 @@
                             </a:path>
                           </a:pathLst>
                         </a:custGeom>
-                        <a:ln w="5054">
+                        <a:ln w="6350">
                           <a:solidFill>
-                            <a:srgbClr val="000000"/>
+                            <a:schemeClr val="tx2">
+                              <a:lumMod val="60000"/>
+                              <a:lumOff val="40000"/>
+                            </a:schemeClr>
                           </a:solidFill>
                           <a:prstDash val="solid"/>
                         </a:ln>
@@ -1407,7 +1430,7 @@
           </mc:Choice>
           <mc:Fallback>
             <w:pict>
-              <v:shape w14:anchorId="4D1CAA83" id="Graphic 5" o:spid="_x0000_s1026" style="position:absolute;margin-left:28.8pt;margin-top:26.25pt;width:554.45pt;height:.1pt;z-index:-251653120;visibility:visible;mso-wrap-style:square;mso-width-percent:0;mso-height-percent:0;mso-wrap-distance-left:0;mso-wrap-distance-top:0;mso-wrap-distance-right:0;mso-wrap-distance-bottom:0;mso-position-horizontal:absolute;mso-position-horizontal-relative:page;mso-position-vertical:absolute;mso-position-vertical-relative:text;mso-width-percent:0;mso-height-percent:0;mso-width-relative:page;mso-height-relative:page;v-text-anchor:top" coordsize="7041515,1270" o:gfxdata="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" path="m,l7040892,e" filled="f" strokeweight=".14039mm">
+              <v:shape w14:anchorId="3A789EC6" id="Graphic 5" o:spid="_x0000_s1026" style="position:absolute;margin-left:28.8pt;margin-top:26.25pt;width:554.45pt;height:.1pt;z-index:-251653120;visibility:visible;mso-wrap-style:square;mso-width-percent:0;mso-height-percent:0;mso-wrap-distance-left:0;mso-wrap-distance-top:0;mso-wrap-distance-right:0;mso-wrap-distance-bottom:0;mso-position-horizontal:absolute;mso-position-horizontal-relative:page;mso-position-vertical:absolute;mso-position-vertical-relative:text;mso-width-percent:0;mso-height-percent:0;mso-width-relative:page;mso-height-relative:page;v-text-anchor:top" coordsize="7041515,1270" o:gfxdata="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" path="m,l7040892,e" filled="f" strokecolor="#548dd4 [1951]" strokeweight=".5pt">
                 <v:path arrowok="t"/>
                 <w10:wrap type="topAndBottom" anchorx="page"/>
               </v:shape>
@@ -1420,6 +1443,7 @@
           <w:rFonts w:asciiTheme="minorHAnsi" w:hAnsiTheme="minorHAnsi" w:cstheme="minorHAnsi"/>
           <w:b/>
           <w:bCs/>
+          <w:color w:val="548DD4" w:themeColor="text2" w:themeTint="99"/>
           <w:spacing w:val="-2"/>
           <w:w w:val="150"/>
           <w:sz w:val="20"/>
@@ -1713,6 +1737,7 @@
           <w:rFonts w:asciiTheme="minorHAnsi" w:hAnsiTheme="minorHAnsi" w:cstheme="minorHAnsi"/>
           <w:b/>
           <w:bCs/>
+          <w:color w:val="548DD4" w:themeColor="text2" w:themeTint="99"/>
           <w:spacing w:val="-2"/>
           <w:w w:val="150"/>
           <w:sz w:val="20"/>
@@ -1725,6 +1750,7 @@
           <w:b/>
           <w:bCs/>
           <w:noProof/>
+          <w:color w:val="548DD4" w:themeColor="text2" w:themeTint="99"/>
           <w:spacing w:val="-2"/>
           <w:w w:val="150"/>
           <w:sz w:val="20"/>
@@ -1733,7 +1759,7 @@
         <mc:AlternateContent>
           <mc:Choice Requires="wps">
             <w:drawing>
-              <wp:anchor distT="0" distB="0" distL="0" distR="0" simplePos="0" relativeHeight="251664384" behindDoc="1" locked="0" layoutInCell="1" allowOverlap="1" wp14:anchorId="7689FB84" wp14:editId="2682F5CF">
+              <wp:anchor distT="0" distB="0" distL="0" distR="0" simplePos="0" relativeHeight="251664384" behindDoc="1" locked="0" layoutInCell="1" allowOverlap="1" wp14:anchorId="7689FB84" wp14:editId="069BE2A9">
                 <wp:simplePos x="0" y="0"/>
                 <wp:positionH relativeFrom="page">
                   <wp:posOffset>365760</wp:posOffset>
@@ -1776,9 +1802,12 @@
                             </a:path>
                           </a:pathLst>
                         </a:custGeom>
-                        <a:ln w="5054">
+                        <a:ln w="6350">
                           <a:solidFill>
-                            <a:srgbClr val="000000"/>
+                            <a:schemeClr val="tx2">
+                              <a:lumMod val="60000"/>
+                              <a:lumOff val="40000"/>
+                            </a:schemeClr>
                           </a:solidFill>
                           <a:prstDash val="solid"/>
                         </a:ln>
@@ -1803,7 +1832,7 @@
           </mc:Choice>
           <mc:Fallback>
             <w:pict>
-              <v:shape w14:anchorId="21DF2FDF" id="Graphic 6" o:spid="_x0000_s1026" style="position:absolute;margin-left:28.8pt;margin-top:26.1pt;width:554.45pt;height:.1pt;z-index:-251652096;visibility:visible;mso-wrap-style:square;mso-width-percent:0;mso-height-percent:0;mso-wrap-distance-left:0;mso-wrap-distance-top:0;mso-wrap-distance-right:0;mso-wrap-distance-bottom:0;mso-position-horizontal:absolute;mso-position-horizontal-relative:page;mso-position-vertical:absolute;mso-position-vertical-relative:text;mso-width-percent:0;mso-height-percent:0;mso-width-relative:page;mso-height-relative:page;v-text-anchor:top" coordsize="7041515,1270" o:gfxdata="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" path="m,l7040892,e" filled="f" strokeweight=".14039mm">
+              <v:shape w14:anchorId="7C78808D" id="Graphic 6" o:spid="_x0000_s1026" style="position:absolute;margin-left:28.8pt;margin-top:26.1pt;width:554.45pt;height:.1pt;z-index:-251652096;visibility:visible;mso-wrap-style:square;mso-width-percent:0;mso-height-percent:0;mso-wrap-distance-left:0;mso-wrap-distance-top:0;mso-wrap-distance-right:0;mso-wrap-distance-bottom:0;mso-position-horizontal:absolute;mso-position-horizontal-relative:page;mso-position-vertical:absolute;mso-position-vertical-relative:text;mso-width-percent:0;mso-height-percent:0;mso-width-relative:page;mso-height-relative:page;v-text-anchor:top" coordsize="7041515,1270" o:gfxdata="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" path="m,l7040892,e" filled="f" strokecolor="#548dd4 [1951]" strokeweight=".5pt">
                 <v:path arrowok="t"/>
                 <w10:wrap type="topAndBottom" anchorx="page"/>
               </v:shape>
@@ -1816,6 +1845,7 @@
           <w:rFonts w:asciiTheme="minorHAnsi" w:hAnsiTheme="minorHAnsi" w:cstheme="minorHAnsi"/>
           <w:b/>
           <w:bCs/>
+          <w:color w:val="548DD4" w:themeColor="text2" w:themeTint="99"/>
           <w:spacing w:val="-2"/>
           <w:w w:val="150"/>
           <w:sz w:val="20"/>
